--- a/01-嵌入式操作系统及应用/01-教案/嵌入式操作系统及应用-27.docx
+++ b/01-嵌入式操作系统及应用/01-教案/嵌入式操作系统及应用-27.docx
@@ -114,6 +114,12 @@
             <w:insideV w:val="single" w:color="auto" w:sz="4" w:space="0"/>
           </w:tblBorders>
           <w:shd w:val="clear" w:color="auto" w:fill="FFFFFF"/>
+          <w:tblCellMar>
+            <w:top w:w="0" w:type="dxa"/>
+            <w:left w:w="108" w:type="dxa"/>
+            <w:bottom w:w="0" w:type="dxa"/>
+            <w:right w:w="108" w:type="dxa"/>
+          </w:tblCellMar>
         </w:tblPrEx>
         <w:trPr>
           <w:trHeight w:val="567" w:hRule="exact"/>
@@ -229,6 +235,21 @@
                 <w:lang w:val="en-US" w:eastAsia="zh-CN"/>
               </w:rPr>
             </w:pPr>
+            <w:r>
+              <w:rPr>
+                <w:rFonts w:ascii="Segoe UI" w:hAnsi="Segoe UI" w:eastAsia="Segoe UI" w:cs="Segoe UI"/>
+                <w:i w:val="0"/>
+                <w:iCs w:val="0"/>
+                <w:caps w:val="0"/>
+                <w:spacing w:val="0"/>
+                <w:sz w:val="16"/>
+                <w:szCs w:val="16"/>
+                <w:shd w:val="clear" w:fill="FBFBFB"/>
+              </w:rPr>
+              <w:t>2025-12-31</w:t>
+            </w:r>
+            <w:bookmarkStart w:id="0" w:name="_GoBack"/>
+            <w:bookmarkEnd w:id="0"/>
           </w:p>
         </w:tc>
       </w:tr>
@@ -312,33 +333,6 @@
               </w:rPr>
               <w:t>物联网2411</w:t>
             </w:r>
-            <w:r>
-              <w:rPr>
-                <w:rFonts w:hint="eastAsia" w:ascii="宋体" w:hAnsi="宋体" w:eastAsia="宋体" w:cs="宋体"/>
-                <w:sz w:val="21"/>
-                <w:szCs w:val="21"/>
-                <w:lang w:val="en-US" w:eastAsia="zh-CN"/>
-              </w:rPr>
-              <w:t>|</w:t>
-            </w:r>
-            <w:r>
-              <w:rPr>
-                <w:rFonts w:hint="eastAsia" w:ascii="宋体" w:hAnsi="宋体" w:eastAsia="宋体" w:cs="宋体"/>
-                <w:sz w:val="21"/>
-                <w:szCs w:val="21"/>
-                <w:lang w:eastAsia="zh-CN"/>
-              </w:rPr>
-              <w:t>物联网241</w:t>
-            </w:r>
-            <w:r>
-              <w:rPr>
-                <w:rFonts w:hint="eastAsia" w:ascii="宋体" w:hAnsi="宋体" w:eastAsia="宋体" w:cs="宋体"/>
-                <w:sz w:val="21"/>
-                <w:szCs w:val="21"/>
-                <w:lang w:val="en-US" w:eastAsia="zh-CN"/>
-              </w:rPr>
-              <w:t>2</w:t>
-            </w:r>
           </w:p>
         </w:tc>
         <w:tc>
@@ -700,7 +694,6 @@
                 <w:spacing w:val="0"/>
                 <w:sz w:val="17"/>
                 <w:szCs w:val="17"/>
-                <w:bdr w:val="none" w:color="auto" w:sz="0" w:space="0"/>
                 <w:shd w:val="clear" w:fill="F0F0F0"/>
               </w:rPr>
               <w:t>device_info_init()</w:t>
@@ -730,7 +723,6 @@
                 <w:spacing w:val="0"/>
                 <w:sz w:val="17"/>
                 <w:szCs w:val="17"/>
-                <w:bdr w:val="none" w:color="auto" w:sz="0" w:space="0"/>
                 <w:shd w:val="clear" w:fill="F0F0F0"/>
               </w:rPr>
               <w:t>oc_mqtt_init()</w:t>
@@ -760,7 +752,6 @@
                 <w:spacing w:val="0"/>
                 <w:sz w:val="17"/>
                 <w:szCs w:val="17"/>
-                <w:bdr w:val="none" w:color="auto" w:sz="0" w:space="0"/>
                 <w:shd w:val="clear" w:fill="F0F0F0"/>
               </w:rPr>
               <w:t>oc_mqtt_profile_propertyreport()</w:t>
@@ -939,7 +930,6 @@
                 <w:spacing w:val="0"/>
                 <w:sz w:val="17"/>
                 <w:szCs w:val="17"/>
-                <w:bdr w:val="none" w:color="auto" w:sz="0" w:space="0"/>
                 <w:shd w:val="clear" w:fill="F0F0F0"/>
               </w:rPr>
               <w:t>e53_isl_read_data()</w:t>
@@ -1156,7 +1146,6 @@
                 <w:spacing w:val="0"/>
                 <w:sz w:val="17"/>
                 <w:szCs w:val="17"/>
-                <w:bdr w:val="none" w:color="auto" w:sz="0" w:space="0"/>
                 <w:shd w:val="clear" w:fill="F0F0F0"/>
               </w:rPr>
               <w:t>device_info_init()</w:t>
@@ -1186,7 +1175,6 @@
                 <w:spacing w:val="0"/>
                 <w:sz w:val="17"/>
                 <w:szCs w:val="17"/>
-                <w:bdr w:val="none" w:color="auto" w:sz="0" w:space="0"/>
                 <w:shd w:val="clear" w:fill="F0F0F0"/>
               </w:rPr>
               <w:t>oc_mqtt_profile_propertyreport()</w:t>
@@ -1300,7 +1288,6 @@
                 <w:spacing w:val="0"/>
                 <w:sz w:val="17"/>
                 <w:szCs w:val="17"/>
-                <w:bdr w:val="none" w:color="auto" w:sz="0" w:space="0"/>
                 <w:shd w:val="clear" w:fill="F0F0F0"/>
               </w:rPr>
               <w:t>e53_isl_thread</w:t>
@@ -1330,7 +1317,6 @@
                 <w:spacing w:val="0"/>
                 <w:sz w:val="17"/>
                 <w:szCs w:val="17"/>
-                <w:bdr w:val="none" w:color="auto" w:sz="0" w:space="0"/>
                 <w:shd w:val="clear" w:fill="F0F0F0"/>
               </w:rPr>
               <w:t>iot_cloud_isl_thread</w:t>
@@ -1390,6 +1376,7 @@
             <w:insideH w:val="single" w:color="auto" w:sz="4" w:space="0"/>
             <w:insideV w:val="single" w:color="auto" w:sz="4" w:space="0"/>
           </w:tblBorders>
+          <w:shd w:val="clear" w:color="auto" w:fill="FFFFFF"/>
           <w:tblCellMar>
             <w:top w:w="0" w:type="dxa"/>
             <w:left w:w="108" w:type="dxa"/>
@@ -2490,7 +2477,6 @@
                 <w:spacing w:val="0"/>
                 <w:sz w:val="17"/>
                 <w:szCs w:val="17"/>
-                <w:bdr w:val="none" w:color="auto" w:sz="0" w:space="0"/>
                 <w:shd w:val="clear" w:fill="F0F0F0"/>
               </w:rPr>
               <w:t>e53_isl_thread</w:t>
@@ -2520,7 +2506,6 @@
                 <w:spacing w:val="0"/>
                 <w:sz w:val="17"/>
                 <w:szCs w:val="17"/>
-                <w:bdr w:val="none" w:color="auto" w:sz="0" w:space="0"/>
                 <w:shd w:val="clear" w:fill="F0F0F0"/>
               </w:rPr>
               <w:t>iot_cloud_isl_thread</w:t>
@@ -3765,7 +3750,6 @@
                 <w:spacing w:val="0"/>
                 <w:sz w:val="17"/>
                 <w:szCs w:val="17"/>
-                <w:bdr w:val="none" w:color="auto" w:sz="0" w:space="0"/>
                 <w:shd w:val="clear" w:fill="F0F0F0"/>
               </w:rPr>
               <w:t>device_info_init(CLIENT_ID, USERNAME, PASSWORD)</w:t>
@@ -3823,7 +3807,6 @@
                 <w:spacing w:val="0"/>
                 <w:sz w:val="17"/>
                 <w:szCs w:val="17"/>
-                <w:bdr w:val="none" w:color="auto" w:sz="0" w:space="0"/>
                 <w:shd w:val="clear" w:fill="F0F0F0"/>
               </w:rPr>
               <w:t>oc_mqtt_init()</w:t>
@@ -3881,7 +3864,6 @@
                 <w:spacing w:val="0"/>
                 <w:sz w:val="17"/>
                 <w:szCs w:val="17"/>
-                <w:bdr w:val="none" w:color="auto" w:sz="0" w:space="0"/>
                 <w:shd w:val="clear" w:fill="F0F0F0"/>
               </w:rPr>
               <w:t>oc_mqtt_profile_propertyreport(...)</w:t>
@@ -3911,7 +3893,6 @@
                 <w:spacing w:val="0"/>
                 <w:sz w:val="17"/>
                 <w:szCs w:val="17"/>
-                <w:bdr w:val="none" w:color="auto" w:sz="0" w:space="0"/>
                 <w:shd w:val="clear" w:fill="F0F0F0"/>
               </w:rPr>
               <w:t>payload</w:t>
@@ -3969,7 +3950,6 @@
                 <w:spacing w:val="0"/>
                 <w:sz w:val="17"/>
                 <w:szCs w:val="17"/>
-                <w:bdr w:val="none" w:color="auto" w:sz="0" w:space="0"/>
                 <w:shd w:val="clear" w:fill="F0F0F0"/>
               </w:rPr>
               <w:t>e53_isl_read_data()</w:t>
@@ -3999,7 +3979,6 @@
                 <w:spacing w:val="0"/>
                 <w:sz w:val="17"/>
                 <w:szCs w:val="17"/>
-                <w:bdr w:val="none" w:color="auto" w:sz="0" w:space="0"/>
                 <w:shd w:val="clear" w:fill="F0F0F0"/>
               </w:rPr>
               <w:t>isl_light_set_status(ON)</w:t>
@@ -4057,7 +4036,6 @@
                 <w:spacing w:val="0"/>
                 <w:sz w:val="17"/>
                 <w:szCs w:val="17"/>
-                <w:bdr w:val="none" w:color="auto" w:sz="0" w:space="0"/>
                 <w:shd w:val="clear" w:fill="F0F0F0"/>
               </w:rPr>
               <w:t>oc_mqtt_profile_propertyreport()</w:t>
@@ -4433,7 +4411,6 @@
                 <w:spacing w:val="0"/>
                 <w:sz w:val="17"/>
                 <w:szCs w:val="17"/>
-                <w:bdr w:val="none" w:color="auto" w:sz="0" w:space="0"/>
                 <w:shd w:val="clear" w:fill="F0F0F0"/>
               </w:rPr>
               <w:t>e53_isl_init()</w:t>
@@ -4491,7 +4468,6 @@
                 <w:spacing w:val="0"/>
                 <w:sz w:val="17"/>
                 <w:szCs w:val="17"/>
-                <w:bdr w:val="none" w:color="auto" w:sz="0" w:space="0"/>
                 <w:shd w:val="clear" w:fill="F0F0F0"/>
               </w:rPr>
               <w:t>hwaddr</w:t>
@@ -4521,7 +4497,6 @@
                 <w:spacing w:val="0"/>
                 <w:sz w:val="17"/>
                 <w:szCs w:val="17"/>
-                <w:bdr w:val="none" w:color="auto" w:sz="0" w:space="0"/>
                 <w:shd w:val="clear" w:fill="F0F0F0"/>
               </w:rPr>
               <w:t>ROUTE_SSID</w:t>
@@ -4551,7 +4526,6 @@
                 <w:spacing w:val="0"/>
                 <w:sz w:val="17"/>
                 <w:szCs w:val="17"/>
-                <w:bdr w:val="none" w:color="auto" w:sz="0" w:space="0"/>
                 <w:shd w:val="clear" w:fill="F0F0F0"/>
               </w:rPr>
               <w:t>ROUTE_PASSWORD</w:t>
@@ -4945,7 +4919,6 @@
                 <w:spacing w:val="0"/>
                 <w:sz w:val="17"/>
                 <w:szCs w:val="17"/>
-                <w:bdr w:val="none" w:color="auto" w:sz="0" w:space="0"/>
                 <w:shd w:val="clear" w:fill="F0F0F0"/>
               </w:rPr>
               <w:t>iot_cloud_isl_example</w:t>
@@ -4975,7 +4948,6 @@
                 <w:spacing w:val="0"/>
                 <w:sz w:val="17"/>
                 <w:szCs w:val="17"/>
-                <w:bdr w:val="none" w:color="auto" w:sz="0" w:space="0"/>
                 <w:shd w:val="clear" w:fill="F0F0F0"/>
               </w:rPr>
               <w:t>e53_isl_thread</w:t>
@@ -5005,7 +4977,6 @@
                 <w:spacing w:val="0"/>
                 <w:sz w:val="17"/>
                 <w:szCs w:val="17"/>
-                <w:bdr w:val="none" w:color="auto" w:sz="0" w:space="0"/>
                 <w:shd w:val="clear" w:fill="F0F0F0"/>
               </w:rPr>
               <w:t>iot_cloud_isl_thread</w:t>
@@ -5063,7 +5034,6 @@
                 <w:spacing w:val="0"/>
                 <w:sz w:val="17"/>
                 <w:szCs w:val="17"/>
-                <w:bdr w:val="none" w:color="auto" w:sz="0" w:space="0"/>
                 <w:shd w:val="clear" w:fill="F0F0F0"/>
               </w:rPr>
               <w:t>isl_deal_report_msg()</w:t>
@@ -5093,7 +5063,6 @@
                 <w:spacing w:val="0"/>
                 <w:sz w:val="17"/>
                 <w:szCs w:val="17"/>
-                <w:bdr w:val="none" w:color="auto" w:sz="0" w:space="0"/>
                 <w:shd w:val="clear" w:fill="F0F0F0"/>
               </w:rPr>
               <w:t>oc_mqtt_profile_propertyreport()</w:t>
@@ -5151,7 +5120,6 @@
                 <w:spacing w:val="0"/>
                 <w:sz w:val="17"/>
                 <w:szCs w:val="17"/>
-                <w:bdr w:val="none" w:color="auto" w:sz="0" w:space="0"/>
                 <w:shd w:val="clear" w:fill="F0F0F0"/>
               </w:rPr>
               <w:t>e53_isl_thread</w:t>
@@ -5181,7 +5149,6 @@
                 <w:spacing w:val="0"/>
                 <w:sz w:val="17"/>
                 <w:szCs w:val="17"/>
-                <w:bdr w:val="none" w:color="auto" w:sz="0" w:space="0"/>
                 <w:shd w:val="clear" w:fill="F0F0F0"/>
               </w:rPr>
               <w:t>iot_cloud_isl_thread</w:t>
@@ -5609,7 +5576,6 @@
                 <w:spacing w:val="0"/>
                 <w:sz w:val="17"/>
                 <w:szCs w:val="17"/>
-                <w:bdr w:val="none" w:color="auto" w:sz="0" w:space="0"/>
                 <w:shd w:val="clear" w:fill="F0F0F0"/>
               </w:rPr>
               <w:t>hwaddr[5] = 0x01</w:t>
@@ -6855,8 +6821,6 @@
               </w:rPr>
               <w:t>提供全面复习资源，帮助学生查缺补漏，通过档案汇总实现个性化辅导铺垫。</w:t>
             </w:r>
-            <w:bookmarkStart w:id="0" w:name="_GoBack"/>
-            <w:bookmarkEnd w:id="0"/>
           </w:p>
         </w:tc>
       </w:tr>
@@ -6997,7 +6961,7 @@
     <w:lsdException w:uiPriority="99" w:name="HTML Acronym"/>
     <w:lsdException w:uiPriority="99" w:name="HTML Address"/>
     <w:lsdException w:uiPriority="99" w:name="HTML Cite"/>
-    <w:lsdException w:uiPriority="99" w:name="HTML Code"/>
+    <w:lsdException w:qFormat="1" w:uiPriority="99" w:name="HTML Code"/>
     <w:lsdException w:uiPriority="99" w:name="HTML Definition"/>
     <w:lsdException w:uiPriority="99" w:name="HTML Keyboard"/>
     <w:lsdException w:uiPriority="99" w:name="HTML Preformatted"/>
@@ -7323,6 +7287,7 @@
     <w:basedOn w:val="9"/>
     <w:semiHidden/>
     <w:unhideWhenUsed/>
+    <w:qFormat/>
     <w:uiPriority w:val="99"/>
     <w:rPr>
       <w:rFonts w:ascii="Courier New" w:hAnsi="Courier New"/>

--- a/01-嵌入式操作系统及应用/01-教案/嵌入式操作系统及应用-27.docx
+++ b/01-嵌入式操作系统及应用/01-教案/嵌入式操作系统及应用-27.docx
@@ -237,16 +237,17 @@
             </w:pPr>
             <w:r>
               <w:rPr>
-                <w:rFonts w:ascii="Segoe UI" w:hAnsi="Segoe UI" w:eastAsia="Segoe UI" w:cs="Segoe UI"/>
-                <w:i w:val="0"/>
-                <w:iCs w:val="0"/>
-                <w:caps w:val="0"/>
-                <w:spacing w:val="0"/>
-                <w:sz w:val="16"/>
-                <w:szCs w:val="16"/>
-                <w:shd w:val="clear" w:fill="FBFBFB"/>
-              </w:rPr>
-              <w:t>2025-12-31</w:t>
+                <w:rFonts w:ascii="Noto Sans SC" w:hAnsi="Noto Sans SC" w:eastAsia="Noto Sans SC" w:cs="Noto Sans SC"/>
+                <w:i w:val="0"/>
+                <w:iCs w:val="0"/>
+                <w:caps w:val="0"/>
+                <w:color w:val="000000"/>
+                <w:spacing w:val="0"/>
+                <w:sz w:val="14"/>
+                <w:szCs w:val="14"/>
+                <w:shd w:val="clear" w:fill="FFFFFF"/>
+              </w:rPr>
+              <w:t>2025-12-26</w:t>
             </w:r>
             <w:bookmarkStart w:id="0" w:name="_GoBack"/>
             <w:bookmarkEnd w:id="0"/>
@@ -331,7 +332,16 @@
                 <w:szCs w:val="21"/>
                 <w:lang w:eastAsia="zh-CN"/>
               </w:rPr>
-              <w:t>物联网2411</w:t>
+              <w:t>物联网241</w:t>
+            </w:r>
+            <w:r>
+              <w:rPr>
+                <w:rFonts w:hint="eastAsia" w:ascii="宋体" w:hAnsi="宋体" w:eastAsia="宋体" w:cs="宋体"/>
+                <w:sz w:val="21"/>
+                <w:szCs w:val="21"/>
+                <w:lang w:val="en-US" w:eastAsia="zh-CN"/>
+              </w:rPr>
+              <w:t>2</w:t>
             </w:r>
           </w:p>
         </w:tc>
